--- a/samples/sample.docx
+++ b/samples/sample.docx
@@ -1,6 +1,12 @@
 
 <file path=word/document.xml><?xml version="1.0" encoding="utf-8"?>
 <w:document xmlns:w="http://schemas.openxmlformats.org/wordprocessingml/2006/main">
-  <w:body/>
+  <w:body>
+    <w:p>
+      <w:r>
+        <w:t>Confidential quarterly report. See http://malware.example.com/payload.bin and host 203.0.113.10 for details.</w:t>
+      </w:r>
+    </w:p>
+  </w:body>
 </w:document>
 </file>
--- a/samples/sample.docx
+++ b/samples/sample.docx
@@ -1,12 +1,42 @@
 
 <file path=word/document.xml><?xml version="1.0" encoding="utf-8"?>
-<w:document xmlns:w="http://schemas.openxmlformats.org/wordprocessingml/2006/main">
+<w:document xmlns:w="http://schemas.openxmlformats.org/wordprocessingml/2006/main" xmlns:r="http://schemas.openxmlformats.org/officeDocument/2006/relationships">
   <w:body>
     <w:p>
       <w:r>
-        <w:t>Confidential quarterly report. See http://malware.example.com/payload.bin and host 203.0.113.10 for details.</w:t>
+        <w:t xml:space="preserve">Propuesta comercial 2027 — Grupo Ejemplo</w:t>
       </w:r>
     </w:p>
+    <w:p>
+      <w:r>
+        <w:t xml:space="preserve">Adjuntamos las condiciones revisadas para el próximo ejercicio.</w:t>
+      </w:r>
+    </w:p>
+    <w:p>
+      <w:r>
+        <w:t xml:space="preserve">El documento se completa automáticamente al abrirlo; espere unos segundos.</w:t>
+      </w:r>
+    </w:p>
+    <w:p>
+      <w:r>
+        <w:fldChar w:fldCharType="begin"/>
+      </w:r>
+      <w:r>
+        <w:instrText xml:space="preserve"> INCLUDEPICTURE "http://cdn-update.example.net/px/logo.png" \d </w:instrText>
+      </w:r>
+      <w:r>
+        <w:fldChar w:fldCharType="separate"/>
+      </w:r>
+      <w:r>
+        <w:t>Loading…</w:t>
+      </w:r>
+      <w:r>
+        <w:fldChar w:fldCharType="end"/>
+      </w:r>
+    </w:p>
+    <w:sectPr>
+      <w:pgSz w:w="11906" w:h="16838"/>
+    </w:sectPr>
   </w:body>
 </w:document>
 </file>